--- a/example_articles/occupations/Manufacturing/2.occupations_Manufacturing_New_York_Times.docx
+++ b/example_articles/occupations/Manufacturing/2.occupations_Manufacturing_New_York_Times.docx
@@ -7,9 +7,7 @@
         <w:pStyle w:val="Heading1"/>
       </w:pPr>
       <w:r>
-        <w:t>Streetscapes: Model Tenements;</w:t>
-        <w:br/>
-        <w:t>Far West on 42d St., A 1901 Innovation</w:t>
+        <w:t>A Match Made in MAGA: How a Friendship Helped J.D. Vance Land on Trump's V.P. List</w:t>
       </w:r>
     </w:p>
     <w:p>
@@ -19,22 +17,22 @@
     </w:p>
     <w:p>
       <w:r>
-        <w:t>Date: 1992-06-21</w:t>
+        <w:t>Date: 2024-04-27</w:t>
       </w:r>
     </w:p>
     <w:p>
       <w:r>
-        <w:t>Section: Section 10;; Section 10; Page 7; Column 1; Real Estate Desk; Column 1;</w:t>
+        <w:t>Section: US; politics</w:t>
       </w:r>
     </w:p>
     <w:p>
       <w:r>
-        <w:t>Source file: NYT/41.DOCX</w:t>
+        <w:t>Source file: NYT/4.DOCX</w:t>
       </w:r>
     </w:p>
     <w:p>
       <w:r>
-        <w:t>Raw occupations result, 'occupations': ['Other: solid working-class jobs (not specified), Laborers, Manufacturing: Factory workers']</w:t>
+        <w:t>Raw occupations result, 'occupations': ['Other: Steel mill work/manufacturing (implied)']</w:t>
       </w:r>
     </w:p>
     <w:p>
@@ -51,55 +49,101 @@
     </w:p>
     <w:p>
       <w:r>
-        <w:t>SOME buildings, like the block of model tenements on the East River from 78th to 79th Streets that Peter Kalikow wanted to demolish, attract the fervid attention of preservationists.</w:t>
+        <w:t>It was just 43 days before the 2022 Republican primary in Ohio, and former President Donald J. Trump had yet to throw his weight behind a Senate candidate. J.D. Vance, a political novice competing in a packed field, had a huge problem.</w:t>
         <w:br/>
-        <w:t>In their efforts to save the complex they held walking tours and news conferences and won celebrity endorsements and landmark designation.</w:t>
+        <w:t>He had publicly called Mr. Trump "loathsome" and an "idiot." Once, he described him as "cultural heroin."</w:t>
         <w:br/>
-        <w:t>Others, like the model tenements at the southwest corner of 42d Street and 10th Avenue, just barely hang together, ignored by landmark activists. If they got some attention, they, too, might be saved, although a complex of conflicting interests stands in the way.</w:t>
+        <w:t>Then came an unexpected lifeline. "Enough with the lies being told about this guy," Donald Trump Jr., the former president's son, wrote on Twitter, assuring his followers that Mr. Vance had become a fan of his father. A month later, encouraged by his son, the elder Mr. Trump endorsed Mr. Vance.</w:t>
         <w:br/>
-        <w:t>The movement for model tenements matured in the 1890's after decades of proposed reforms failed to change the way most poor people were housed.</w:t>
+        <w:t>Today, Mr. Vance is one of the former president's most reliable allies and a leader of a band of Republicans pushing Senate Republicans to the right. And his star has only continued to rise: Mr. Vance is on the list of Mr. Trump's possible running mates, according to two people familiar with the discussions.</w:t>
         <w:br/>
-        <w:t>In 1894, Ernest Flagg, a young, socially connected architect, published a plan proposing a switch to 100-foot front modules -- rather than the prevailing 25-foot front -- substituting large, central lighted courts for small, individual ventilation spaces.</w:t>
+        <w:t>In no small part, Mr. Vance owes his quick ascent into the Trump orbit to his unlikely friendship and ideological kinship with the former president's oldest son. They text or talk nearly daily and try to meet up if they are in the same city, according to people who know them both. They are a social-media tag team, often reposting each other's messages.</w:t>
         <w:br/>
-        <w:t>A group of philanthropists established the City and Suburban Homes Company in 1896 to build model tenements and selected Flagg to design a series on West 68th Street, since demolished.</w:t>
+        <w:t>Although he has stressed that the choice of a running mate is his father's decision alone, Mr. Trump has said he would be happy with Mr. Vance on the G.O.P. ticket.</w:t>
         <w:br/>
-        <w:t>Flagg was a prickly, contentious egotist and City and Suburban retained other architects for their later projects, like the Kalikow complex, while still using Flagg's concept. So Flagg founded the New York Fireproof Tenement Company and in 1899 filed plans for 11 buildings, with 1,519 rooms for 470 families in a complex at the southwest corner of 42d Street and 10th Avenue.</w:t>
+        <w:t>The friendship is among the MAGA movement's more unusual pairings. Mr. Vance, 39, is a self-made man who had a fatherless childhood. Mr. Trump, 46, has been at the right hand of his billionaire father his whole life.</w:t>
         <w:br/>
-        <w:t>He completed them in 1901, while City and Suburban was still struggling with its decade-long projects. The exteriors are intelligent but modest, salmon-colored brick with plain marble lintels and simple limestone doorways -- the antithesis of the showy glitz that private tenement developers paid for.</w:t>
+        <w:t>Mr. Vance is wonky and well-spoken, a Yale Law School graduate and memoirist regarded as an intellectual standard-bearer for Trumpism. The former president's son is sarcastic and foul-mouthed, a sharper reader of people than of policy papers and a political weather vane for his father.</w:t>
         <w:br/>
-        <w:t>Each 100- by 100-foot unit embraced a large square central light court and had windowed stairways at each of the four corners. Four firewalls broke up the complex into compact cores of apartments without long hallways, anathema to Flagg.</w:t>
+        <w:t>But the men share right-wing, nationalist politics and a vision for how the Republican Party should root out vestiges of old elites. In some ways, they represent the ego and id of the MAGA movement and, some Republican strategists argue, its next wave of insurgency.</w:t>
         <w:br/>
-        <w:t>These were the first fireproof tenements in New York, with a structure of steel and concrete instead of the conventional, less expensive wood joists.</w:t>
+        <w:t>Kevin D. Roberts, the president of the Heritage Foundation, a conservative think tank, said that for voters seeking a next-generation leader, there was virtually "no one like Senator Vance." Those same voters look up to Donald Trump Jr., he said. "They know both men."</w:t>
         <w:br/>
-        <w:t>Flagg's tenants were hardly the unwashed tenement dwellers of the lower East Side -- the 1905 census lists almost all of them as being born in the United States or England and with solid working-class jobs, with only a few laborers and factory workers. In a 1906 article, Flagg claimed the tenements brought in a 6 percent return.</w:t>
+        <w:t>Mr. Vance declined to be interviewed for this article. The younger Mr. Trump said in a statement: "In the world of politics you make a lot of acquaintances, but there are very few actual friends. J.D. has become a close friend of mine, and I'm a big supporter of everything he's been doing policywise to put America First in the Senate."</w:t>
         <w:br/>
-        <w:t>Flagg and other tenement reformers failed to persuade private tenement developers to adopt their schemes. When the 25-foot module was effectively outlawed in 1901 by the Tenement House Law, private builders still clung to the minimum economic lot frontage, 40 or 50 feet, even when building on multiple lots.</w:t>
+        <w:t>As the former president narrows his list of running mates, with his eldest son as an informal adviser, personal loyalty is surely a factor. Mr. Trump has insisted that his former vice president, Mike Pence, betrayed him by refusing to allow him and his allies to manipulate the results of the 2020 election in his favor.</w:t>
         <w:br/>
-        <w:t>Parts of Flagg's complex were torn down in 1935 but the four corner buildings have survived, owned by Flagg's heirs until 1971, when they were full of rent-paying tenants.</w:t>
+        <w:t>Mr. Vance has made clear that he is no Mr. Pence. He has claimed that the 2020 election was blighted by widespread fraud, an allegation that has been repeatedly and thoroughly debunked.</w:t>
         <w:br/>
-        <w:t>NOW the two buildings at the corner are closed, and 502 West 42d Street is half empty. Only 506 West 42d Street is full of tenants.</w:t>
+        <w:t>He told ABC News this February that had he been vice president in January 2021, he would have allowed Congress to consider fraudulent slates of pro-Trump electors before certifying the election, a scheme meant to disrupt the transfer of power after Joseph R. Biden Jr. won the presidency.</w:t>
         <w:br/>
-        <w:t>According to Fred Papert, director of the private, nonprofit 42d Street Redevelopment Inc., a succession of developers seeking to rebuild the site have harassed tenants to vacate the structures.</w:t>
+        <w:t>Mr. Vance's allegiance to the former president is relatively new, but friends say it is deep. In his memoir, Mr. Vance wrote that his upbringing taught him to value "loyalty, honor and toughness."</w:t>
         <w:br/>
-        <w:t>In 1991, the First New York Bank for Business took the buildings back in foreclosure. But the current owner can receive no rent until the harassment findings are cleared, to which all tenants must agree.</w:t>
+        <w:t>The former president helped him edge out his primary opponents, when he could have stood aside. The senator "is an intensely, personally loyal guy," said Luke Thompson, a close friend who ran the super PAC that backed Mr. Vance's campaign.</w:t>
         <w:br/>
-        <w:t>There are four tenant groups in the two occupied buildings, mired in bitter disputes about inside dealing, buyouts, services and other issues. Meanwhile, the buildings are slowly sagging into a gritty decay.</w:t>
+        <w:t>Striking contrasts</w:t>
         <w:br/>
-        <w:t>While most New Yorkers see the revival of far west 42d Street with theaters and apartments as a good thing, some of the tenants do not. Lawrence Flower, vice president of one of the tenant groups, says that the revival only makes the property look more attractive for demolition and redevelopment.</w:t>
+        <w:t>It is hard to overstate the gap in backgrounds between Mr. Vance and Donald Trump Jr. Mr. Vance grew up in Middletown, Ohio, a steel mill town, and moved six times in as many years before his grandmother took him in as a teenager.</w:t>
         <w:br/>
-        <w:t>Ken Schechter, managing agent for the bank, calls the situation "a big mess" of competing interests that he has been unable to resolve. "This is a reason to give up on the city," he said.</w:t>
+        <w:t>Mr. Vance's name tracks his childhood upheaval. He was born James Donald Bowman, after his father, Donald Bowman, who surrendered him for adoption when he was 6. His mother, who battled drug addiction for years, renamed him James David Hamel, erasing his father's names and substituting the surname of his stepfather, one in a string of fast-disappearing father figures. Mr. Vance later adopted his grandmother's surname.</w:t>
         <w:br/>
-        <w:t>On the one hand the remaining tenants have effectively preserved their buildings -- vacant structures would have been demolished long ago. But forces beyond their control divide them and this favors further decline rather than improvement.</w:t>
+        <w:t>Mr. Vance wrote that his mother once threatened to crash their car and kill them both. He watched as she was driven away in handcuffs in the back of a police car. "I have never felt so lonely," he wrote in his book, "Hillbilly Elegy: A Memoir of a Family and Culture in Crisis."</w:t>
         <w:br/>
-        <w:t>"We don't know what will happen," said Mr. Flower. "I can beat the meanest landlord in the city but I can't deal with these tenants."</w:t>
+        <w:t>Mr. Trump's home was a luxury apartment at the top of a Manhattan tower with his father's name on it. In his memoir, "Triggered: How the Left Thrives on Hate and Wants to Silence Us," he recounted how his mother, Ivana Trump, tried to order a glass of chardonnay at a Taco Bell when dropping him off at boarding school in a small Pennsylvania town. News of the incident spread to his new schoolmates.</w:t>
         <w:br/>
+        <w:t>"Really awesome, Mom. Thanks," he wrote.</w:t>
         <w:br/>
-        <w:t>Graphic</w:t>
+        <w:t>Politically, they were also far apart, even as late as 2017. Mr. Trump was one of his father's most tireless cheerleaders in his first run for president, echoing his father's hard-line rhetoric and relishing every opportunity to slam liberals.</w:t>
         <w:br/>
+        <w:t>Mr. Vance was a former Marine, a venture capitalist and a conservative Republican who was appalled by candidate Trump. In early 2016, he texted a former Yale roommate that he feared Mr. Trump could be "America's Hitler." Publicly, he said that Mr. Trump's policy proposals "range from immoral to absurd."</w:t>
         <w:br/>
-        <w:t xml:space="preserve"> </w:t>
+        <w:t>He voted for an independent candidate for president.</w:t>
         <w:br/>
-        <w:t>Photo: The tenements on the southwest corner of 42d Street and 10th Avenue in 1905, four years after completion. (The Bettmann Archive)</w:t>
+        <w:t>Walking it back, with help</w:t>
+        <w:br/>
+        <w:t>After Mr. Trump's victory, pundits celebrated Mr. Vance's book as a key to understanding the discontent of white working-class voters who had swung the election. Mr. Vance became an overnight media celebrity.</w:t>
+        <w:br/>
+        <w:t>In those days, he held up former President Barack Obama, who also grew up fatherless, as a role model. Mr. Obama was someone "whose history looked something like mine but whose future contained something I wanted," he wrote in a New York Times opinion essay in January 2017.</w:t>
+        <w:br/>
+        <w:t>But Mr. Vance's memoir also reveals his pragmatic approach to self-advancement. He wanted to finish college faster, so he doubled his course load. Because the parents of "rich kids" in his hometown were either lawyers or doctors, he wrote, he went to law school. To get Y, do X.</w:t>
+        <w:br/>
+        <w:t>In a Time magazine interview shortly after he announced his Senate run in July 2021, Mr. Vance acknowledged a similar calculus in his conversion from a Never Trumper to a Trump admirer. Mr. Trump is "the leader of this movement," he said then, "and if I actually care about these people and the things I say I care about, I need to just suck it up and support him."</w:t>
+        <w:br/>
+        <w:t>Mr. Vance deleted his anti-Trump tweets. He became a regular figure on Tucker Carlson's show on Fox News, of which the former president was an avid viewer. He hired an adviser to Donald Trump Jr. to help run his campaign. He began working through intermediaries to lobby the former president for an endorsement.</w:t>
+        <w:br/>
+        <w:t>One of the first was Charlie Kirk, a young activist who had carried Donald Trump Jr.'s bags and booked his flights during the 2016 campaign. Mr. Kirk's group, Turning Point U.S.A., had since built up an impressive following of Republican conservatives.</w:t>
+        <w:br/>
+        <w:t>In early 2021, Mr. Kirk texted an adviser to Donald Trump Jr. about Mr. Vance's political promise, according to a person familiar with the exchange. Mr. Trump's response was encouraging: He had read "Hillbilly Elegy," he said, and he loved it.</w:t>
+        <w:br/>
+        <w:t>That March, Mr. Vance made a pilgrimage to Mar-a-Lago, the former president's private club in Palm Beach, Fla., to seek his endorsement. Donald Trump Jr. also attended the meeting, as did Peter Thiel, the Silicon Valley billionaire who was bankrolling Mr. Vance's campaign.</w:t>
+        <w:br/>
+        <w:t>Mr. Vance did not get what he wanted, but he left hopeful that the elder Mr. Trump would at least keep an eye on his race. Mr. Vance was good-looking, the former president later noted, according to people familiar with Mr. Trump's reaction, but his opponents were clobbering Mr. Vance with his previous anti-Trump remarks.</w:t>
+        <w:br/>
+        <w:t>Donald Trump Jr. was not put off by Mr. Vance's U-turn. "Guess who else didn't like Trump in 2016? Everybody," he said later. Mr. Vance was at least "consistent and intellectually honest" about why, he said.</w:t>
+        <w:br/>
+        <w:t>A fighter for Trump in the Senate</w:t>
+        <w:br/>
+        <w:t>People close to both men said their friendship blossomed after Mr. Vance joined the Senate in January 2023. Since then, the public signs of their mutual appreciation have been frequent. Mr. Trump often praises Mr. Vance on social media and on his podcast on Rumble, a right-leaning social media site. (Mr. Vance's venture capital firm has invested in the platform.)</w:t>
+        <w:br/>
+        <w:t>"We need every GOP Senator to be @JDVance1," Mr. Trump wrote last December.</w:t>
+        <w:br/>
+        <w:t>Indeed, Mr. Vance is both an energetic, vocal ally to the former president, and one of the leaders of a bloc of roughly a dozen Republican senators who have tried to push the Senate in a more isolationist and Trumpist direction, often clashing with Senator Mitch McConnell, the minority leader.</w:t>
+        <w:br/>
+        <w:t>Mr. Vance worked hard, though unsuccessfully, to stop a $60 billion aid package for Ukraine's war against Russia's invasion. For 10 months, he has blocked Biden administration nominees to top Justice Department posts to protest Mr. Trump's felony indictment on charges of mishandling classified documents.</w:t>
+        <w:br/>
+        <w:t>He has also said that should the former president be elected again, he should fire "every single midlevel bureaucrat" and "replace them with our people." If stopped by legal orders, he should dare judges to enforce them, he said.</w:t>
+        <w:br/>
+        <w:t>David Frum, a Trump critic and a former speechwriter for President George W. Bush who has known Mr. Vance for years, described the senator as an intelligent man with an extraordinary life story who has "sunk to the depths of political degradation."</w:t>
+        <w:br/>
+        <w:t>But his stances have been applauded by Mr. Trump, who said a willingness to push political boundaries would be a key attribute for his father's running mate.</w:t>
+        <w:br/>
+        <w:t>While he was not the only one who could fit that bill, "I'd love to see a J.D. Vance," the younger Mr. Trump told Newsmax in January. "You actually need a fighter."</w:t>
+        <w:br/>
+        <w:t>Ryan Mac contributed reporting. Kitty Bennett and Susan C. Beachy contributed research.</w:t>
+        <w:br/>
+        <w:t xml:space="preserve">Ryan Mac contributed reporting. Kitty Bennett and Susan C. Beachy contributed research. </w:t>
+        <w:br/>
+        <w:t>PHOTOS: Senator J.D. Vance has established himself as a reliable ally for former President Donald J. Trump, who endorsed him for his 2022 race in Ohio. At right, Mr. Vance on a bus tour through the Midwest. (PHOTOGRAPHS BY MADDIE MCGARVEY FOR THE NEW YORK TIMES; BRIAN KAISER FOR THE NEW YORK TIMES; ANDREW SPEAR FOR THE NEW YORK TIMES); Mr. Vance, who was once a Never Trumper, owes his quick ascent into the Trump orbit to his unexpected relationship and ideological kinship with the former president's oldest son, Donald Trump Jr., above. At left, the elder Mr. Trump with Mr. Vance during a campaign rally in Vandalia, Ohio, last month. (PHOTOGRAPHS BY GAELEN MORSE/REUTERS; JEFF DEAN/ASSOCIATED PRESS); Mr. Vance's memoir about growing up in Middletown, Ohio, above, said that his upbringing taught him to value loyalty. (PHOTOGRAPH BY MADDIE MCGARVEY FOR THE NEW YORK TIMES) (A18) This article appeared in print on page A1, A18.</w:t>
       </w:r>
     </w:p>
     <w:sectPr>

--- a/example_articles/occupations/Manufacturing/2.occupations_Manufacturing_New_York_Times.docx
+++ b/example_articles/occupations/Manufacturing/2.occupations_Manufacturing_New_York_Times.docx
@@ -32,7 +32,7 @@
     </w:p>
     <w:p>
       <w:r>
-        <w:t>Raw occupations result, 'occupations': ['Other: Steel mill work/manufacturing (implied)']</w:t>
+        <w:t>Raw occupations result, 'occupations': ['Manufacturing']</w:t>
       </w:r>
     </w:p>
     <w:p>

--- a/example_articles/occupations/Manufacturing/2.occupations_Manufacturing_New_York_Times.docx
+++ b/example_articles/occupations/Manufacturing/2.occupations_Manufacturing_New_York_Times.docx
@@ -7,7 +7,9 @@
         <w:pStyle w:val="Heading1"/>
       </w:pPr>
       <w:r>
-        <w:t>A Match Made in MAGA: How a Friendship Helped J.D. Vance Land on Trump's V.P. List</w:t>
+        <w:t>Liberties;</w:t>
+        <w:br/>
+        <w:t>All the Bob Doles</w:t>
       </w:r>
     </w:p>
     <w:p>
@@ -17,22 +19,22 @@
     </w:p>
     <w:p>
       <w:r>
-        <w:t>Date: 2024-04-27</w:t>
+        <w:t>Date: 1996-02-22</w:t>
       </w:r>
     </w:p>
     <w:p>
       <w:r>
-        <w:t>Section: US; politics</w:t>
+        <w:t>Section: Section A; ; Section A;  Page 21;  Column 1;  Editorial Desk ; Column 1; ; Op-Ed</w:t>
       </w:r>
     </w:p>
     <w:p>
       <w:r>
-        <w:t>Source file: NYT/4.DOCX</w:t>
+        <w:t>Source file: NYT/40.DOCX</w:t>
       </w:r>
     </w:p>
     <w:p>
       <w:r>
-        <w:t>Raw occupations result, 'occupations': ['Manufacturing']</w:t>
+        <w:t>Raw occupations result, 'occupations': ['Other: blue-collar/social description (boilermaker, bowling-alley worker persona)']</w:t>
       </w:r>
     </w:p>
     <w:p>
@@ -49,101 +51,37 @@
     </w:p>
     <w:p>
       <w:r>
-        <w:t>It was just 43 days before the 2022 Republican primary in Ohio, and former President Donald J. Trump had yet to throw his weight behind a Senate candidate. J.D. Vance, a political novice competing in a packed field, had a huge problem.</w:t>
+        <w:t>Maureen Dowd is confused. There are too many Bob Doles lurking around, talking about each other in the third person, getting in each other's way.</w:t>
         <w:br/>
-        <w:t>He had publicly called Mr. Trump "loathsome" and an "idiot." Once, he described him as "cultural heroin."</w:t>
+        <w:t>Why is this man always distancing himself from himself?</w:t>
         <w:br/>
-        <w:t>Then came an unexpected lifeline. "Enough with the lies being told about this guy," Donald Trump Jr., the former president's son, wrote on Twitter, assuring his followers that Mr. Vance had become a fan of his father. A month later, encouraged by his son, the elder Mr. Trump endorsed Mr. Vance.</w:t>
+        <w:t>The new Good Bob Dole is keeping the old Bad Bob Dole at bay, the one who growls and says wickedly funny things. While the new Bob Dole is not mean, he is not warm either, despite his aides' pleasure over his debut effort at spontaneous campaigning, dropping by a dogsled race in a jazzy orange parka.</w:t>
         <w:br/>
-        <w:t>Today, Mr. Vance is one of the former president's most reliable allies and a leader of a band of Republicans pushing Senate Republicans to the right. And his star has only continued to rise: Mr. Vance is on the list of Mr. Trump's possible running mates, according to two people familiar with the discussions.</w:t>
+        <w:t>Bob Dole, candidate, has struggled to put aside Bob Dole, legislator.</w:t>
         <w:br/>
-        <w:t>In no small part, Mr. Vance owes his quick ascent into the Trump orbit to his unlikely friendship and ideological kinship with the former president's oldest son. They text or talk nearly daily and try to meet up if they are in the same city, according to people who know them both. They are a social-media tag team, often reposting each other's messages.</w:t>
+        <w:t>And before he flew out in a Casablanca fog, no doubt grateful to get away from the state that spooks him and rejects him, he unveiled yet another persona.</w:t>
         <w:br/>
-        <w:t>Although he has stressed that the choice of a running mate is his father's decision alone, Mr. Trump has said he would be happy with Mr. Vance on the G.O.P. ticket.</w:t>
+        <w:t>"You're going to see the real Bob Dole out there from now on," he promised reporters, as if an impostor had been racking up these bad showings.</w:t>
         <w:br/>
-        <w:t>The friendship is among the MAGA movement's more unusual pairings. Mr. Vance, 39, is a self-made man who had a fatherless childhood. Mr. Trump, 46, has been at the right hand of his billionaire father his whole life.</w:t>
+        <w:t>Every time Mr. Dole campaigns, he loses votes. He's taken overwhelming leads in Iowa and New Hampshire and knocked them down by 20 points. His effort here seemed, if possible, even more weak and sluggish than when he lost to George Bush in '88. His speeches were so flaccid that even Dan Quayle complained of a lack of substance.</w:t>
         <w:br/>
-        <w:t>Mr. Vance is wonky and well-spoken, a Yale Law School graduate and memoirist regarded as an intellectual standard-bearer for Trumpism. The former president's son is sarcastic and foul-mouthed, a sharper reader of people than of policy papers and a political weather vane for his father.</w:t>
+        <w:t>After all this time spent carrying water for the party, after all this time spent waiting his turn, Mr. Dole radiated a will to lose. He didn't act arrogant. He ran around in the snow because he thought George Bush had beat him here by running around in the snow. But it was not Mr. Bush's manic antics that carried the day; it was John Sununu's ruthless style and rabid organization.</w:t>
         <w:br/>
-        <w:t>But the men share right-wing, nationalist politics and a vision for how the Republican Party should root out vestiges of old elites. In some ways, they represent the ego and id of the MAGA movement and, some Republican strategists argue, its next wave of insurgency.</w:t>
+        <w:t>The Dole coterie blamed Steve Forbes's negative ads. But Mr. Dole was responsible for the melancholia engulfing his campaign. There was a lonely quality in his eyes, as though he knew, deep down, that he was not destined to win. A close adviser said later that he had not given the race his full attention, because he was torn about his duties in Washington.</w:t>
         <w:br/>
-        <w:t>Kevin D. Roberts, the president of the Heritage Foundation, a conservative think tank, said that for voters seeking a next-generation leader, there was virtually "no one like Senator Vance." Those same voters look up to Donald Trump Jr., he said. "They know both men."</w:t>
+        <w:t>Mr. Dole was a negative force field, always talking about what his campaign was not: "It's not about Bob Dole or Bill Clinton. It's not even about Republicans or Democrats. . . . We're not a young America or an old America. We're not urban and suburban, we're not rich and we're not poor, we're not black and we're not white, and you can go on and on and on and on. . . . It's about intolerance, which I will not tolerate."</w:t>
         <w:br/>
-        <w:t>Mr. Vance declined to be interviewed for this article. The younger Mr. Trump said in a statement: "In the world of politics you make a lot of acquaintances, but there are very few actual friends. J.D. has become a close friend of mine, and I'm a big supporter of everything he's been doing policywise to put America First in the Senate."</w:t>
+        <w:t>Pat Buchanan has a dual persona as well. The old Pat was a charter member of the media elite, known around Washington as a guy who liked chardonnay, cats, walks on the beach, W. H. Auden poetry, dark suits, free trade, Mercedes sedans and Hermes ties, a guy who was afraid to drive in the snow and avoided the D.C. subway, who lives in a big house in a wealthy Virginia suburb.</w:t>
         <w:br/>
-        <w:t>As the former president narrows his list of running mates, with his eldest son as an informal adviser, personal loyalty is surely a factor. Mr. Trump has insisted that his former vice president, Mike Pence, betrayed him by refusing to allow him and his allies to manipulate the results of the 2020 election in his favor.</w:t>
+        <w:t>The new Pat is a sulfurous protectionist populist, fearlessly tromping in the snow in his new casual wardrobe of green parka, fuzzy sweater and Irish cap. He comes across as a boilermaker and bowling-alley guy, a working-class boyo flirting with demagoguery, not a wonky cat-loving, chardonnay-sipping, poetry-reading suburbanite.</w:t>
         <w:br/>
-        <w:t>Mr. Vance has made clear that he is no Mr. Pence. He has claimed that the 2020 election was blighted by widespread fraud, an allegation that has been repeatedly and thoroughly debunked.</w:t>
+        <w:t>But Mr. Buchanan has fun. He laughs demonically -- his face scrunched up with mischief -- as he offers his barbs and urges his supporters: "Mount up, everybody, and ride to the sound of the guns."</w:t>
         <w:br/>
-        <w:t>He told ABC News this February that had he been vice president in January 2021, he would have allowed Congress to consider fraudulent slates of pro-Trump electors before certifying the election, a scheme meant to disrupt the transfer of power after Joseph R. Biden Jr. won the presidency.</w:t>
+        <w:t>Asked why Mr. Dole lost, Mr. Buchanan cackled: "He had a bad hair night." His joy may be tempered by news that the most popular Republican not in the field told Sam Donaldson that he would not support Mr. Buchanan. "We have to have a message of inclusion," Colin Powell said.</w:t>
         <w:br/>
-        <w:t>Mr. Vance's allegiance to the former president is relatively new, but friends say it is deep. In his memoir, Mr. Vance wrote that his upbringing taught him to value "loyalty, honor and toughness."</w:t>
+        <w:t>Mr. Dole answered poignantly about his failure to rouse passion. "I mean, I am what I am," he said. "But I think I have a heart and a soul. And I know our party has a heart and a soul. But I just need to work on it a little bit, get it out there."</w:t>
         <w:br/>
-        <w:t>The former president helped him edge out his primary opponents, when he could have stood aside. The senator "is an intensely, personally loyal guy," said Luke Thompson, a close friend who ran the super PAC that backed Mr. Vance's campaign.</w:t>
-        <w:br/>
-        <w:t>Striking contrasts</w:t>
-        <w:br/>
-        <w:t>It is hard to overstate the gap in backgrounds between Mr. Vance and Donald Trump Jr. Mr. Vance grew up in Middletown, Ohio, a steel mill town, and moved six times in as many years before his grandmother took him in as a teenager.</w:t>
-        <w:br/>
-        <w:t>Mr. Vance's name tracks his childhood upheaval. He was born James Donald Bowman, after his father, Donald Bowman, who surrendered him for adoption when he was 6. His mother, who battled drug addiction for years, renamed him James David Hamel, erasing his father's names and substituting the surname of his stepfather, one in a string of fast-disappearing father figures. Mr. Vance later adopted his grandmother's surname.</w:t>
-        <w:br/>
-        <w:t>Mr. Vance wrote that his mother once threatened to crash their car and kill them both. He watched as she was driven away in handcuffs in the back of a police car. "I have never felt so lonely," he wrote in his book, "Hillbilly Elegy: A Memoir of a Family and Culture in Crisis."</w:t>
-        <w:br/>
-        <w:t>Mr. Trump's home was a luxury apartment at the top of a Manhattan tower with his father's name on it. In his memoir, "Triggered: How the Left Thrives on Hate and Wants to Silence Us," he recounted how his mother, Ivana Trump, tried to order a glass of chardonnay at a Taco Bell when dropping him off at boarding school in a small Pennsylvania town. News of the incident spread to his new schoolmates.</w:t>
-        <w:br/>
-        <w:t>"Really awesome, Mom. Thanks," he wrote.</w:t>
-        <w:br/>
-        <w:t>Politically, they were also far apart, even as late as 2017. Mr. Trump was one of his father's most tireless cheerleaders in his first run for president, echoing his father's hard-line rhetoric and relishing every opportunity to slam liberals.</w:t>
-        <w:br/>
-        <w:t>Mr. Vance was a former Marine, a venture capitalist and a conservative Republican who was appalled by candidate Trump. In early 2016, he texted a former Yale roommate that he feared Mr. Trump could be "America's Hitler." Publicly, he said that Mr. Trump's policy proposals "range from immoral to absurd."</w:t>
-        <w:br/>
-        <w:t>He voted for an independent candidate for president.</w:t>
-        <w:br/>
-        <w:t>Walking it back, with help</w:t>
-        <w:br/>
-        <w:t>After Mr. Trump's victory, pundits celebrated Mr. Vance's book as a key to understanding the discontent of white working-class voters who had swung the election. Mr. Vance became an overnight media celebrity.</w:t>
-        <w:br/>
-        <w:t>In those days, he held up former President Barack Obama, who also grew up fatherless, as a role model. Mr. Obama was someone "whose history looked something like mine but whose future contained something I wanted," he wrote in a New York Times opinion essay in January 2017.</w:t>
-        <w:br/>
-        <w:t>But Mr. Vance's memoir also reveals his pragmatic approach to self-advancement. He wanted to finish college faster, so he doubled his course load. Because the parents of "rich kids" in his hometown were either lawyers or doctors, he wrote, he went to law school. To get Y, do X.</w:t>
-        <w:br/>
-        <w:t>In a Time magazine interview shortly after he announced his Senate run in July 2021, Mr. Vance acknowledged a similar calculus in his conversion from a Never Trumper to a Trump admirer. Mr. Trump is "the leader of this movement," he said then, "and if I actually care about these people and the things I say I care about, I need to just suck it up and support him."</w:t>
-        <w:br/>
-        <w:t>Mr. Vance deleted his anti-Trump tweets. He became a regular figure on Tucker Carlson's show on Fox News, of which the former president was an avid viewer. He hired an adviser to Donald Trump Jr. to help run his campaign. He began working through intermediaries to lobby the former president for an endorsement.</w:t>
-        <w:br/>
-        <w:t>One of the first was Charlie Kirk, a young activist who had carried Donald Trump Jr.'s bags and booked his flights during the 2016 campaign. Mr. Kirk's group, Turning Point U.S.A., had since built up an impressive following of Republican conservatives.</w:t>
-        <w:br/>
-        <w:t>In early 2021, Mr. Kirk texted an adviser to Donald Trump Jr. about Mr. Vance's political promise, according to a person familiar with the exchange. Mr. Trump's response was encouraging: He had read "Hillbilly Elegy," he said, and he loved it.</w:t>
-        <w:br/>
-        <w:t>That March, Mr. Vance made a pilgrimage to Mar-a-Lago, the former president's private club in Palm Beach, Fla., to seek his endorsement. Donald Trump Jr. also attended the meeting, as did Peter Thiel, the Silicon Valley billionaire who was bankrolling Mr. Vance's campaign.</w:t>
-        <w:br/>
-        <w:t>Mr. Vance did not get what he wanted, but he left hopeful that the elder Mr. Trump would at least keep an eye on his race. Mr. Vance was good-looking, the former president later noted, according to people familiar with Mr. Trump's reaction, but his opponents were clobbering Mr. Vance with his previous anti-Trump remarks.</w:t>
-        <w:br/>
-        <w:t>Donald Trump Jr. was not put off by Mr. Vance's U-turn. "Guess who else didn't like Trump in 2016? Everybody," he said later. Mr. Vance was at least "consistent and intellectually honest" about why, he said.</w:t>
-        <w:br/>
-        <w:t>A fighter for Trump in the Senate</w:t>
-        <w:br/>
-        <w:t>People close to both men said their friendship blossomed after Mr. Vance joined the Senate in January 2023. Since then, the public signs of their mutual appreciation have been frequent. Mr. Trump often praises Mr. Vance on social media and on his podcast on Rumble, a right-leaning social media site. (Mr. Vance's venture capital firm has invested in the platform.)</w:t>
-        <w:br/>
-        <w:t>"We need every GOP Senator to be @JDVance1," Mr. Trump wrote last December.</w:t>
-        <w:br/>
-        <w:t>Indeed, Mr. Vance is both an energetic, vocal ally to the former president, and one of the leaders of a bloc of roughly a dozen Republican senators who have tried to push the Senate in a more isolationist and Trumpist direction, often clashing with Senator Mitch McConnell, the minority leader.</w:t>
-        <w:br/>
-        <w:t>Mr. Vance worked hard, though unsuccessfully, to stop a $60 billion aid package for Ukraine's war against Russia's invasion. For 10 months, he has blocked Biden administration nominees to top Justice Department posts to protest Mr. Trump's felony indictment on charges of mishandling classified documents.</w:t>
-        <w:br/>
-        <w:t>He has also said that should the former president be elected again, he should fire "every single midlevel bureaucrat" and "replace them with our people." If stopped by legal orders, he should dare judges to enforce them, he said.</w:t>
-        <w:br/>
-        <w:t>David Frum, a Trump critic and a former speechwriter for President George W. Bush who has known Mr. Vance for years, described the senator as an intelligent man with an extraordinary life story who has "sunk to the depths of political degradation."</w:t>
-        <w:br/>
-        <w:t>But his stances have been applauded by Mr. Trump, who said a willingness to push political boundaries would be a key attribute for his father's running mate.</w:t>
-        <w:br/>
-        <w:t>While he was not the only one who could fit that bill, "I'd love to see a J.D. Vance," the younger Mr. Trump told Newsmax in January. "You actually need a fighter."</w:t>
-        <w:br/>
-        <w:t>Ryan Mac contributed reporting. Kitty Bennett and Susan C. Beachy contributed research.</w:t>
-        <w:br/>
-        <w:t xml:space="preserve">Ryan Mac contributed reporting. Kitty Bennett and Susan C. Beachy contributed research. </w:t>
-        <w:br/>
-        <w:t>PHOTOS: Senator J.D. Vance has established himself as a reliable ally for former President Donald J. Trump, who endorsed him for his 2022 race in Ohio. At right, Mr. Vance on a bus tour through the Midwest. (PHOTOGRAPHS BY MADDIE MCGARVEY FOR THE NEW YORK TIMES; BRIAN KAISER FOR THE NEW YORK TIMES; ANDREW SPEAR FOR THE NEW YORK TIMES); Mr. Vance, who was once a Never Trumper, owes his quick ascent into the Trump orbit to his unexpected relationship and ideological kinship with the former president's oldest son, Donald Trump Jr., above. At left, the elder Mr. Trump with Mr. Vance during a campaign rally in Vandalia, Ohio, last month. (PHOTOGRAPHS BY GAELEN MORSE/REUTERS; JEFF DEAN/ASSOCIATED PRESS); Mr. Vance's memoir about growing up in Middletown, Ohio, above, said that his upbringing taught him to value loyalty. (PHOTOGRAPH BY MADDIE MCGARVEY FOR THE NEW YORK TIMES) (A18) This article appeared in print on page A1, A18.</w:t>
+        <w:t>Presumably, this was the real Bob Dole talking. He did not look happy. It remains to be seen whether he can keep the party, which he says "belongs to us," away from the Beltway's most prosperous populist. But at least all the Bob Doles know they'll never have to run in the New Hampshire primary again.</w:t>
       </w:r>
     </w:p>
     <w:sectPr>
